--- a/docs/delivery/TGP-DEL-01 Project Plan.docx
+++ b/docs/delivery/TGP-DEL-01 Project Plan.docx
@@ -401,7 +401,7 @@
                                 <w:bCs/>
                                 <w:color w:val="1D74BA"/>
                               </w:rPr>
-                              <w:t xml:space="preserve">07 October 2026</w:t>
+                              <w:t xml:space="preserve">08 October 2026</w:t>
                             </w:r>
                           </w:p>
                         </w:txbxContent>
@@ -2382,7 +2382,7 @@
                 <w:sz w:val="16"/>
                 <w:szCs w:val="16"/>
               </w:rPr>
-              <w:t xml:space="preserve">07/10/2026</w:t>
+              <w:t xml:space="preserve">08/10/2026</w:t>
             </w:r>
           </w:p>
         </w:tc>
@@ -3611,7 +3611,7 @@
         <w:pStyle w:val="FirstParagraph"/>
       </w:pPr>
       <w:r>
-        <w:t xml:space="preserve">This plan sets out how iorta TechNXT will deliver the minimum viable product (MVP) of the TASCO Growth Platform (the platform) for TASCO Insurance and VETC. It covers the 17-week MVP from discovery to the end of hypercare, the pilot read-out that follows, and the optional scale phase.</w:t>
+        <w:t xml:space="preserve">This plan sets out how iorta TechNXT will deliver the minimum viable product (MVP) of the TASCO Growth Platform (the platform) for TASCO Insurance, with the VETC app as the first distribution host. It covers the 17-week MVP from discovery to the end of hypercare, the pilot read-out that follows, and the optional scale phase.</w:t>
       </w:r>
     </w:p>
     <w:p>
@@ -4168,8 +4168,8 @@
         <w:tblLook w:val="04A0" w:firstRow="1" w:lastRow="0" w:firstColumn="0" w:lastColumn="0" w:noHBand="0" w:noVBand="1"/>
       </w:tblPr>
       <w:tblGrid>
-        <w:gridCol w:w="5347"/>
-        <w:gridCol w:w="3680"/>
+        <w:gridCol w:w="5604"/>
+        <w:gridCol w:w="3423"/>
       </w:tblGrid>
       <w:tr>
         <w:trPr>
@@ -4178,7 +4178,7 @@
         </w:trPr>
         <w:tc>
           <w:tcPr>
-            <w:tcW w:w="5347" w:type="dxa"/>
+            <w:tcW w:w="5604" w:type="dxa"/>
             <w:shd w:val="clear" w:color="auto" w:fill="0F4761"/>
             <w:vAlign w:val="center"/>
           </w:tcPr>
@@ -4197,7 +4197,7 @@
         </w:tc>
         <w:tc>
           <w:tcPr>
-            <w:tcW w:w="3680" w:type="dxa"/>
+            <w:tcW w:w="3423" w:type="dxa"/>
             <w:shd w:val="clear" w:color="auto" w:fill="0F4761"/>
             <w:vAlign w:val="center"/>
           </w:tcPr>
@@ -4221,7 +4221,7 @@
         </w:trPr>
         <w:tc>
           <w:tcPr>
-            <w:tcW w:w="5347" w:type="dxa"/>
+            <w:tcW w:w="5604" w:type="dxa"/>
             <w:vAlign w:val="top"/>
           </w:tcPr>
           <w:p>
@@ -4236,7 +4236,7 @@
         </w:tc>
         <w:tc>
           <w:tcPr>
-            <w:tcW w:w="3680" w:type="dxa"/>
+            <w:tcW w:w="3423" w:type="dxa"/>
             <w:vAlign w:val="top"/>
           </w:tcPr>
           <w:p>
@@ -4256,7 +4256,7 @@
         </w:trPr>
         <w:tc>
           <w:tcPr>
-            <w:tcW w:w="5347" w:type="dxa"/>
+            <w:tcW w:w="5604" w:type="dxa"/>
             <w:shd w:val="clear" w:color="auto" w:fill="F4F7FB"/>
             <w:vAlign w:val="top"/>
           </w:tcPr>
@@ -4272,7 +4272,7 @@
         </w:tc>
         <w:tc>
           <w:tcPr>
-            <w:tcW w:w="3680" w:type="dxa"/>
+            <w:tcW w:w="3423" w:type="dxa"/>
             <w:shd w:val="clear" w:color="auto" w:fill="F4F7FB"/>
             <w:vAlign w:val="top"/>
           </w:tcPr>
@@ -4293,7 +4293,7 @@
         </w:trPr>
         <w:tc>
           <w:tcPr>
-            <w:tcW w:w="5347" w:type="dxa"/>
+            <w:tcW w:w="5604" w:type="dxa"/>
             <w:vAlign w:val="top"/>
           </w:tcPr>
           <w:p>
@@ -4308,7 +4308,7 @@
         </w:tc>
         <w:tc>
           <w:tcPr>
-            <w:tcW w:w="3680" w:type="dxa"/>
+            <w:tcW w:w="3423" w:type="dxa"/>
             <w:vAlign w:val="top"/>
           </w:tcPr>
           <w:p>
@@ -4328,7 +4328,7 @@
         </w:trPr>
         <w:tc>
           <w:tcPr>
-            <w:tcW w:w="5347" w:type="dxa"/>
+            <w:tcW w:w="5604" w:type="dxa"/>
             <w:shd w:val="clear" w:color="auto" w:fill="F4F7FB"/>
             <w:vAlign w:val="top"/>
           </w:tcPr>
@@ -4344,7 +4344,7 @@
         </w:tc>
         <w:tc>
           <w:tcPr>
-            <w:tcW w:w="3680" w:type="dxa"/>
+            <w:tcW w:w="3423" w:type="dxa"/>
             <w:shd w:val="clear" w:color="auto" w:fill="F4F7FB"/>
             <w:vAlign w:val="top"/>
           </w:tcPr>
@@ -4365,22 +4365,22 @@
         </w:trPr>
         <w:tc>
           <w:tcPr>
-            <w:tcW w:w="5347" w:type="dxa"/>
-            <w:vAlign w:val="top"/>
-          </w:tcPr>
-          <w:p>
-            <w:pPr>
-              <w:pStyle w:val="TableText"/>
-              <w:jc w:val="left"/>
-            </w:pPr>
-            <w:r>
-              <w:t xml:space="preserve">Renewal, conquest, new vehicle, lapsed recovery and cross-sell journeys</w:t>
-            </w:r>
-          </w:p>
-        </w:tc>
-        <w:tc>
-          <w:tcPr>
-            <w:tcW w:w="3680" w:type="dxa"/>
+            <w:tcW w:w="5604" w:type="dxa"/>
+            <w:vAlign w:val="top"/>
+          </w:tcPr>
+          <w:p>
+            <w:pPr>
+              <w:pStyle w:val="TableText"/>
+              <w:jc w:val="left"/>
+            </w:pPr>
+            <w:r>
+              <w:t xml:space="preserve">Renewal, conquest, new vehicle, lapsed recovery and cross-sell journeys; quick renewal in 3 steps where the case allows it, with the full flow always available</w:t>
+            </w:r>
+          </w:p>
+        </w:tc>
+        <w:tc>
+          <w:tcPr>
+            <w:tcW w:w="3423" w:type="dxa"/>
             <w:vAlign w:val="top"/>
           </w:tcPr>
           <w:p>
@@ -4400,7 +4400,7 @@
         </w:trPr>
         <w:tc>
           <w:tcPr>
-            <w:tcW w:w="5347" w:type="dxa"/>
+            <w:tcW w:w="5604" w:type="dxa"/>
             <w:shd w:val="clear" w:color="auto" w:fill="F4F7FB"/>
             <w:vAlign w:val="top"/>
           </w:tcPr>
@@ -4410,13 +4410,13 @@
               <w:jc w:val="left"/>
             </w:pPr>
             <w:r>
-              <w:t xml:space="preserve">TNDS (one to three years), personal accident cover per seat, physical damage cover with inspection</w:t>
-            </w:r>
-          </w:p>
-        </w:tc>
-        <w:tc>
-          <w:tcPr>
-            <w:tcW w:w="3680" w:type="dxa"/>
+              <w:t xml:space="preserve">Data requests register for TASCO compliance (access and erasure, with response-time tracking)</w:t>
+            </w:r>
+          </w:p>
+        </w:tc>
+        <w:tc>
+          <w:tcPr>
+            <w:tcW w:w="3423" w:type="dxa"/>
             <w:shd w:val="clear" w:color="auto" w:fill="F4F7FB"/>
             <w:vAlign w:val="top"/>
           </w:tcPr>
@@ -4426,7 +4426,7 @@
               <w:jc w:val="left"/>
             </w:pPr>
             <w:r>
-              <w:t xml:space="preserve">Further products</w:t>
+              <w:t xml:space="preserve">Further data-subject rights as TASCO legal requires</w:t>
             </w:r>
           </w:p>
         </w:tc>
@@ -4437,31 +4437,31 @@
         </w:trPr>
         <w:tc>
           <w:tcPr>
-            <w:tcW w:w="5347" w:type="dxa"/>
-            <w:vAlign w:val="top"/>
-          </w:tcPr>
-          <w:p>
-            <w:pPr>
-              <w:pStyle w:val="TableText"/>
-              <w:jc w:val="left"/>
-            </w:pPr>
-            <w:r>
-              <w:t xml:space="preserve">One partner live on the partner API</w:t>
-            </w:r>
-          </w:p>
-        </w:tc>
-        <w:tc>
-          <w:tcPr>
-            <w:tcW w:w="3680" w:type="dxa"/>
-            <w:vAlign w:val="top"/>
-          </w:tcPr>
-          <w:p>
-            <w:pPr>
-              <w:pStyle w:val="TableText"/>
-              <w:jc w:val="left"/>
-            </w:pPr>
-            <w:r>
-              <w:t xml:space="preserve">Partner onboarding at scale, fleet portal</w:t>
+            <w:tcW w:w="5604" w:type="dxa"/>
+            <w:vAlign w:val="top"/>
+          </w:tcPr>
+          <w:p>
+            <w:pPr>
+              <w:pStyle w:val="TableText"/>
+              <w:jc w:val="left"/>
+            </w:pPr>
+            <w:r>
+              <w:t xml:space="preserve">TNDS (one to three years), personal accident cover per seat, physical damage cover with inspection</w:t>
+            </w:r>
+          </w:p>
+        </w:tc>
+        <w:tc>
+          <w:tcPr>
+            <w:tcW w:w="3423" w:type="dxa"/>
+            <w:vAlign w:val="top"/>
+          </w:tcPr>
+          <w:p>
+            <w:pPr>
+              <w:pStyle w:val="TableText"/>
+              <w:jc w:val="left"/>
+            </w:pPr>
+            <w:r>
+              <w:t xml:space="preserve">Further products</w:t>
             </w:r>
           </w:p>
         </w:tc>
@@ -4472,7 +4472,7 @@
         </w:trPr>
         <w:tc>
           <w:tcPr>
-            <w:tcW w:w="5347" w:type="dxa"/>
+            <w:tcW w:w="5604" w:type="dxa"/>
             <w:shd w:val="clear" w:color="auto" w:fill="F4F7FB"/>
             <w:vAlign w:val="top"/>
           </w:tcPr>
@@ -4482,14 +4482,49 @@
               <w:jc w:val="left"/>
             </w:pPr>
             <w:r>
+              <w:t xml:space="preserve">One partner live on the partner API</w:t>
+            </w:r>
+          </w:p>
+        </w:tc>
+        <w:tc>
+          <w:tcPr>
+            <w:tcW w:w="3423" w:type="dxa"/>
+            <w:shd w:val="clear" w:color="auto" w:fill="F4F7FB"/>
+            <w:vAlign w:val="top"/>
+          </w:tcPr>
+          <w:p>
+            <w:pPr>
+              <w:pStyle w:val="TableText"/>
+              <w:jc w:val="left"/>
+            </w:pPr>
+            <w:r>
+              <w:t xml:space="preserve">Partner onboarding at scale, fleet portal</w:t>
+            </w:r>
+          </w:p>
+        </w:tc>
+      </w:tr>
+      <w:tr>
+        <w:trPr>
+          <w:cantSplit/>
+        </w:trPr>
+        <w:tc>
+          <w:tcPr>
+            <w:tcW w:w="5604" w:type="dxa"/>
+            <w:vAlign w:val="top"/>
+          </w:tcPr>
+          <w:p>
+            <w:pPr>
+              <w:pStyle w:val="TableText"/>
+              <w:jc w:val="left"/>
+            </w:pPr>
+            <w:r>
               <w:t xml:space="preserve">Pilot cohort of up to 100,000 vehicles</w:t>
             </w:r>
           </w:p>
         </w:tc>
         <w:tc>
           <w:tcPr>
-            <w:tcW w:w="3680" w:type="dxa"/>
-            <w:shd w:val="clear" w:color="auto" w:fill="F4F7FB"/>
+            <w:tcW w:w="3423" w:type="dxa"/>
             <w:vAlign w:val="top"/>
           </w:tcPr>
           <w:p>
@@ -5091,7 +5126,7 @@
               <a:graphicData uri="http://schemas.openxmlformats.org/drawingml/2006/picture">
                 <pic:pic>
                   <pic:nvPicPr>
-                    <pic:cNvPr descr="/tmp/claude-0/-home-user-TASCO/19e5534d-12b5-5956-9b60-3e77efde0f49/scratchpad/gen/.cache/mermaid/9815a2d76dc4c5a5.png" id="24" name="Picture"/>
+                    <pic:cNvPr descr="/home/user/TASCO/tools/docs-source/gen/.cache/mermaid/9815a2d76dc4c5a5.png" id="24" name="Picture"/>
                     <pic:cNvPicPr>
                       <a:picLocks noChangeArrowheads="1" noChangeAspect="1"/>
                     </pic:cNvPicPr>
@@ -6099,7 +6134,7 @@
         <w:pStyle w:val="FirstParagraph"/>
       </w:pPr>
       <w:r>
-        <w:t xml:space="preserve">After Tết the pilot is extended to the full cohort over two weeks. The pilot read-out, with conversion measured against the control group, is planned about 12 weeks after go-live, in early May 2027. That covers a full 45-day renewal cycle and gives the conquest and new-vehicle journeys time to show results.</w:t>
+        <w:t xml:space="preserve">After Tết the pilot is extended to the full cohort over two weeks. The pilot read-out, with conversion measured against the control group, is planned for early May 2027. That covers a full 45-day renewal cycle and gives the conquest and new-vehicle journeys time to show results.</w:t>
       </w:r>
     </w:p>
     <w:tbl>
@@ -6125,8 +6160,8 @@
         <w:tblLook w:val="04A0" w:firstRow="1" w:lastRow="0" w:firstColumn="0" w:lastColumn="0" w:noHBand="0" w:noVBand="1"/>
       </w:tblPr>
       <w:tblGrid>
-        <w:gridCol w:w="4394"/>
-        <w:gridCol w:w="4633"/>
+        <w:gridCol w:w="5029"/>
+        <w:gridCol w:w="3998"/>
       </w:tblGrid>
       <w:tr>
         <w:trPr>
@@ -6135,7 +6170,7 @@
         </w:trPr>
         <w:tc>
           <w:tcPr>
-            <w:tcW w:w="4394" w:type="dxa"/>
+            <w:tcW w:w="5029" w:type="dxa"/>
             <w:shd w:val="clear" w:color="auto" w:fill="0F4761"/>
             <w:vAlign w:val="center"/>
           </w:tcPr>
@@ -6154,7 +6189,7 @@
         </w:tc>
         <w:tc>
           <w:tcPr>
-            <w:tcW w:w="4633" w:type="dxa"/>
+            <w:tcW w:w="3998" w:type="dxa"/>
             <w:shd w:val="clear" w:color="auto" w:fill="0F4761"/>
             <w:vAlign w:val="center"/>
           </w:tcPr>
@@ -6178,7 +6213,7 @@
         </w:trPr>
         <w:tc>
           <w:tcPr>
-            <w:tcW w:w="4394" w:type="dxa"/>
+            <w:tcW w:w="5029" w:type="dxa"/>
             <w:vAlign w:val="top"/>
           </w:tcPr>
           <w:p>
@@ -6193,7 +6228,7 @@
         </w:tc>
         <w:tc>
           <w:tcPr>
-            <w:tcW w:w="4633" w:type="dxa"/>
+            <w:tcW w:w="3998" w:type="dxa"/>
             <w:vAlign w:val="top"/>
           </w:tcPr>
           <w:p>
@@ -6213,7 +6248,7 @@
         </w:trPr>
         <w:tc>
           <w:tcPr>
-            <w:tcW w:w="4394" w:type="dxa"/>
+            <w:tcW w:w="5029" w:type="dxa"/>
             <w:shd w:val="clear" w:color="auto" w:fill="F4F7FB"/>
             <w:vAlign w:val="top"/>
           </w:tcPr>
@@ -6229,7 +6264,7 @@
         </w:tc>
         <w:tc>
           <w:tcPr>
-            <w:tcW w:w="4633" w:type="dxa"/>
+            <w:tcW w:w="3998" w:type="dxa"/>
             <w:shd w:val="clear" w:color="auto" w:fill="F4F7FB"/>
             <w:vAlign w:val="top"/>
           </w:tcPr>
@@ -6250,7 +6285,7 @@
         </w:trPr>
         <w:tc>
           <w:tcPr>
-            <w:tcW w:w="4394" w:type="dxa"/>
+            <w:tcW w:w="5029" w:type="dxa"/>
             <w:vAlign w:val="top"/>
           </w:tcPr>
           <w:p>
@@ -6265,7 +6300,7 @@
         </w:tc>
         <w:tc>
           <w:tcPr>
-            <w:tcW w:w="4633" w:type="dxa"/>
+            <w:tcW w:w="3998" w:type="dxa"/>
             <w:vAlign w:val="top"/>
           </w:tcPr>
           <w:p>
@@ -6285,7 +6320,7 @@
         </w:trPr>
         <w:tc>
           <w:tcPr>
-            <w:tcW w:w="4394" w:type="dxa"/>
+            <w:tcW w:w="5029" w:type="dxa"/>
             <w:shd w:val="clear" w:color="auto" w:fill="F4F7FB"/>
             <w:vAlign w:val="top"/>
           </w:tcPr>
@@ -6295,31 +6330,13 @@
               <w:jc w:val="left"/>
             </w:pPr>
             <w:r>
-              <w:t xml:space="preserve">Time from</w:t>
-            </w:r>
-            <w:r>
-              <w:t xml:space="preserve"> </w:t>
-            </w:r>
-            <w:r>
-              <w:t xml:space="preserve">“</w:t>
-            </w:r>
-            <w:r>
-              <w:t xml:space="preserve">Confirm and pay</w:t>
-            </w:r>
-            <w:r>
-              <w:t xml:space="preserve">”</w:t>
-            </w:r>
-            <w:r>
-              <w:t xml:space="preserve"> </w:t>
-            </w:r>
-            <w:r>
-              <w:t xml:space="preserve">to e-certificate</w:t>
-            </w:r>
-          </w:p>
-        </w:tc>
-        <w:tc>
-          <w:tcPr>
-            <w:tcW w:w="4633" w:type="dxa"/>
+              <w:t xml:space="preserve">Median renewal time in the app (quick renewal where eligible, full flow otherwise)</w:t>
+            </w:r>
+          </w:p>
+        </w:tc>
+        <w:tc>
+          <w:tcPr>
+            <w:tcW w:w="3998" w:type="dxa"/>
             <w:shd w:val="clear" w:color="auto" w:fill="F4F7FB"/>
             <w:vAlign w:val="top"/>
           </w:tcPr>
@@ -6329,7 +6346,7 @@
               <w:jc w:val="left"/>
             </w:pPr>
             <w:r>
-              <w:t xml:space="preserve">Under 60 seconds for 95% of purchases</w:t>
+              <w:t xml:space="preserve">60 seconds or less</w:t>
             </w:r>
           </w:p>
         </w:tc>
@@ -6340,31 +6357,49 @@
         </w:trPr>
         <w:tc>
           <w:tcPr>
-            <w:tcW w:w="4394" w:type="dxa"/>
-            <w:vAlign w:val="top"/>
-          </w:tcPr>
-          <w:p>
-            <w:pPr>
-              <w:pStyle w:val="TableText"/>
-              <w:jc w:val="left"/>
-            </w:pPr>
-            <w:r>
-              <w:t xml:space="preserve">Complaints about contact</w:t>
-            </w:r>
-          </w:p>
-        </w:tc>
-        <w:tc>
-          <w:tcPr>
-            <w:tcW w:w="4633" w:type="dxa"/>
-            <w:vAlign w:val="top"/>
-          </w:tcPr>
-          <w:p>
-            <w:pPr>
-              <w:pStyle w:val="TableText"/>
-              <w:jc w:val="left"/>
-            </w:pPr>
-            <w:r>
-              <w:t xml:space="preserve">Fewer than 1 per 1,000 customers contacted</w:t>
+            <w:tcW w:w="5029" w:type="dxa"/>
+            <w:vAlign w:val="top"/>
+          </w:tcPr>
+          <w:p>
+            <w:pPr>
+              <w:pStyle w:val="TableText"/>
+              <w:jc w:val="left"/>
+            </w:pPr>
+            <w:r>
+              <w:t xml:space="preserve">Time from</w:t>
+            </w:r>
+            <w:r>
+              <w:t xml:space="preserve"> </w:t>
+            </w:r>
+            <w:r>
+              <w:t xml:space="preserve">“</w:t>
+            </w:r>
+            <w:r>
+              <w:t xml:space="preserve">Xác nhận thanh toán</w:t>
+            </w:r>
+            <w:r>
+              <w:t xml:space="preserve">”</w:t>
+            </w:r>
+            <w:r>
+              <w:t xml:space="preserve"> </w:t>
+            </w:r>
+            <w:r>
+              <w:t xml:space="preserve">to e-certificate</w:t>
+            </w:r>
+          </w:p>
+        </w:tc>
+        <w:tc>
+          <w:tcPr>
+            <w:tcW w:w="3998" w:type="dxa"/>
+            <w:vAlign w:val="top"/>
+          </w:tcPr>
+          <w:p>
+            <w:pPr>
+              <w:pStyle w:val="TableText"/>
+              <w:jc w:val="left"/>
+            </w:pPr>
+            <w:r>
+              <w:t xml:space="preserve">Under 60 seconds for 95% of purchases</w:t>
             </w:r>
           </w:p>
         </w:tc>
@@ -6375,7 +6410,7 @@
         </w:trPr>
         <w:tc>
           <w:tcPr>
-            <w:tcW w:w="4394" w:type="dxa"/>
+            <w:tcW w:w="5029" w:type="dxa"/>
             <w:shd w:val="clear" w:color="auto" w:fill="F4F7FB"/>
             <w:vAlign w:val="top"/>
           </w:tcPr>
@@ -6385,13 +6420,13 @@
               <w:jc w:val="left"/>
             </w:pPr>
             <w:r>
-              <w:t xml:space="preserve">Compliance breaches (copy, consent, contact window)</w:t>
-            </w:r>
-          </w:p>
-        </w:tc>
-        <w:tc>
-          <w:tcPr>
-            <w:tcW w:w="4633" w:type="dxa"/>
+              <w:t xml:space="preserve">Complaints about contact</w:t>
+            </w:r>
+          </w:p>
+        </w:tc>
+        <w:tc>
+          <w:tcPr>
+            <w:tcW w:w="3998" w:type="dxa"/>
             <w:shd w:val="clear" w:color="auto" w:fill="F4F7FB"/>
             <w:vAlign w:val="top"/>
           </w:tcPr>
@@ -6401,7 +6436,7 @@
               <w:jc w:val="left"/>
             </w:pPr>
             <w:r>
-              <w:t xml:space="preserve">Zero</w:t>
+              <w:t xml:space="preserve">Fewer than 1 per 1,000 customers contacted</w:t>
             </w:r>
           </w:p>
         </w:tc>
@@ -6412,7 +6447,43 @@
         </w:trPr>
         <w:tc>
           <w:tcPr>
-            <w:tcW w:w="4394" w:type="dxa"/>
+            <w:tcW w:w="5029" w:type="dxa"/>
+            <w:vAlign w:val="top"/>
+          </w:tcPr>
+          <w:p>
+            <w:pPr>
+              <w:pStyle w:val="TableText"/>
+              <w:jc w:val="left"/>
+            </w:pPr>
+            <w:r>
+              <w:t xml:space="preserve">Compliance breaches (copy, consent, contact window)</w:t>
+            </w:r>
+          </w:p>
+        </w:tc>
+        <w:tc>
+          <w:tcPr>
+            <w:tcW w:w="3998" w:type="dxa"/>
+            <w:vAlign w:val="top"/>
+          </w:tcPr>
+          <w:p>
+            <w:pPr>
+              <w:pStyle w:val="TableText"/>
+              <w:jc w:val="left"/>
+            </w:pPr>
+            <w:r>
+              <w:t xml:space="preserve">Zero</w:t>
+            </w:r>
+          </w:p>
+        </w:tc>
+      </w:tr>
+      <w:tr>
+        <w:trPr>
+          <w:cantSplit/>
+        </w:trPr>
+        <w:tc>
+          <w:tcPr>
+            <w:tcW w:w="5029" w:type="dxa"/>
+            <w:shd w:val="clear" w:color="auto" w:fill="F4F7FB"/>
             <w:vAlign w:val="top"/>
           </w:tcPr>
           <w:p>
@@ -6427,7 +6498,8 @@
         </w:tc>
         <w:tc>
           <w:tcPr>
-            <w:tcW w:w="4633" w:type="dxa"/>
+            <w:tcW w:w="3998" w:type="dxa"/>
+            <w:shd w:val="clear" w:color="auto" w:fill="F4F7FB"/>
             <w:vAlign w:val="top"/>
           </w:tcPr>
           <w:p>
